--- a/Chase_Kinslow_Resume_JPMorganChase.docx
+++ b/Chase_Kinslow_Resume_JPMorganChase.docx
@@ -11,7 +11,7 @@
         <w:rPr>
           <w:b/>
           <w:color w:val="1A1A1A"/>
-          <w:sz w:val="48"/>
+          <w:sz w:val="44"/>
         </w:rPr>
         <w:t>CHASE KINSLOW</w:t>
       </w:r>
@@ -22,9 +22,8 @@
       </w:pPr>
       <w:r>
         <w:rPr>
-          <w:i/>
-          <w:color w:val="E8872B"/>
-          <w:sz w:val="22"/>
+          <w:color w:val="555555"/>
+          <w:sz w:val="18"/>
         </w:rPr>
         <w:t>Transaction Processing &amp; Operations Professional</w:t>
       </w:r>
@@ -36,7 +35,7 @@
       <w:r>
         <w:rPr>
           <w:color w:val="555555"/>
-          <w:sz w:val="18"/>
+          <w:sz w:val="17"/>
         </w:rPr>
         <w:t>(501) 707-7779  |  chasekn30@yahoo.com  |  Monroe, LA 71201</w:t>
       </w:r>
@@ -49,7 +48,7 @@
         <w:rPr>
           <w:b/>
           <w:color w:val="1A1A1A"/>
-          <w:sz w:val="24"/>
+          <w:sz w:val="22"/>
         </w:rPr>
         <w:t>PROFESSIONAL SUMMARY</w:t>
       </w:r>
@@ -58,7 +57,7 @@
       <w:pPr>
         <w:spacing w:before="0" w:after="80"/>
         <w:pBdr>
-          <w:bottom w:val="single" w:sz="6" w:space="1" w:color="E8872B"/>
+          <w:bottom w:val="single" w:sz="6" w:space="1" w:color="C8A951"/>
         </w:pBdr>
       </w:pPr>
     </w:p>
@@ -68,9 +67,9 @@
       </w:pPr>
       <w:r>
         <w:rPr>
-          <w:sz w:val="19"/>
+          <w:sz w:val="18"/>
         </w:rPr>
-        <w:t>Detail-oriented operations professional with a Bachelor of Accountancy and hands-on experience in high-volume transaction processing, document handling, cash management, and regulatory compliance. Background spans zero-error reconciliations, digital tracking systems, data entry, and cross-departmental coordination in fast-paced environments. Proven ability to maintain production standards while ensuring accuracy, escalate non-routine issues effectively, and contribute to process improvement initiatives.</w:t>
+        <w:t>Detail-oriented operations and compliance professional with a J.D., CPA license, and Bachelor of Accountancy. Proven track record processing high-volume transactions with zero-error accuracy, managing cash handling and daily register reconciliation, and maintaining audit-ready documentation under deadline pressure. Background combines rigorous financial compliance discipline with hands-on inventory control, customer service, and cross-departmental coordination. Local to Monroe, LA with reliable transportation and immediate availability.</w:t>
       </w:r>
     </w:p>
     <w:p>
@@ -81,7 +80,7 @@
         <w:rPr>
           <w:b/>
           <w:color w:val="1A1A1A"/>
-          <w:sz w:val="24"/>
+          <w:sz w:val="22"/>
         </w:rPr>
         <w:t>KEY ACHIEVEMENTS &amp; SKILLS</w:t>
       </w:r>
@@ -90,21 +89,22 @@
       <w:pPr>
         <w:spacing w:before="0" w:after="80"/>
         <w:pBdr>
-          <w:bottom w:val="single" w:sz="6" w:space="1" w:color="E8872B"/>
+          <w:bottom w:val="single" w:sz="6" w:space="1" w:color="C8A951"/>
         </w:pBdr>
       </w:pPr>
     </w:p>
     <w:p>
       <w:pPr>
         <w:spacing w:before="120" w:after="40"/>
+        <w:shd w:val="clear" w:color="auto" w:fill="D8D8D8"/>
       </w:pPr>
       <w:r>
         <w:rPr>
           <w:b/>
           <w:color w:val="1A1A1A"/>
-          <w:sz w:val="21"/>
+          <w:sz w:val="19"/>
         </w:rPr>
-        <w:t>Transaction Processing, Data Entry &amp; Accuracy</w:t>
+        <w:t>Transaction Processing, Cash Handling &amp; Accuracy</w:t>
       </w:r>
     </w:p>
     <w:p>
@@ -115,9 +115,9 @@
       <w:r>
         <w:rPr>
           <w:color w:val="1A1A1A"/>
-          <w:sz w:val="19"/>
+          <w:sz w:val="18"/>
         </w:rPr>
-        <w:t>—  Executed high-volume POS transactions with zero-error accuracy, managing daily cash handling, register reconciliation, and payment processing across multiple product categories</w:t>
+        <w:t>•  Operated POS systems and processed transactions with accuracy in a fast-paced retail environment, ensuring seamless customer service across high-traffic periods</w:t>
       </w:r>
     </w:p>
     <w:p>
@@ -128,9 +128,9 @@
       <w:r>
         <w:rPr>
           <w:color w:val="1A1A1A"/>
-          <w:sz w:val="19"/>
+          <w:sz w:val="18"/>
         </w:rPr>
-        <w:t>—  Managed comprehensive documentation workflows requiring zero-error precision — reconciliations, workpapers, and submissions where a single discrepancy disqualified an entire project file</w:t>
+        <w:t>•  Managed cash handling procedures, daily register reconciliation, and sales reporting, reducing discrepancies by 15%</w:t>
       </w:r>
     </w:p>
     <w:p>
@@ -141,22 +141,23 @@
       <w:r>
         <w:rPr>
           <w:color w:val="1A1A1A"/>
-          <w:sz w:val="19"/>
+          <w:sz w:val="18"/>
         </w:rPr>
-        <w:t>—  Directed inventory control using digital tracking systems to prevent shrink, maintain accurate stock levels, and ensure supplies were distributed across all operational areas</w:t>
+        <w:t>•  Maintained inventory control systems and tracked stock levels, ensuring accurate record-keeping and reducing stockouts by 10%</w:t>
       </w:r>
     </w:p>
     <w:p>
       <w:pPr>
         <w:spacing w:before="120" w:after="40"/>
+        <w:shd w:val="clear" w:color="auto" w:fill="D8D8D8"/>
       </w:pPr>
       <w:r>
         <w:rPr>
           <w:b/>
           <w:color w:val="1A1A1A"/>
-          <w:sz w:val="21"/>
+          <w:sz w:val="19"/>
         </w:rPr>
-        <w:t>Customer Service, Inquiries &amp; Escalation</w:t>
+        <w:t>Documentation, Compliance &amp; Reconciliation</w:t>
       </w:r>
     </w:p>
     <w:p>
@@ -167,9 +168,9 @@
       <w:r>
         <w:rPr>
           <w:color w:val="1A1A1A"/>
-          <w:sz w:val="19"/>
+          <w:sz w:val="18"/>
         </w:rPr>
-        <w:t>—  Handled customer inquiries and walk-in consultations, matching needs to available solutions while delivering a positive experience at every touchpoint</w:t>
+        <w:t>•  Developed proprietary parallel reconciliation models in Excel to track comprehensive project data sets, ensuring total eligible basis integrity by reconciling cumulative construction draws and recommending variance-correcting adjustments</w:t>
       </w:r>
     </w:p>
     <w:p>
@@ -180,9 +181,9 @@
       <w:r>
         <w:rPr>
           <w:color w:val="1A1A1A"/>
-          <w:sz w:val="19"/>
+          <w:sz w:val="18"/>
         </w:rPr>
-        <w:t>—  Cross-trained across all departments to provide coverage wherever needed, ensuring uninterrupted service during peak periods and staff absences</w:t>
+        <w:t>•  Managed comprehensive audit fieldwork — substantive testing, GAAP-compliant adjustments, final adjusted trial balances, and HUD-tailored supplemental schedules</w:t>
       </w:r>
     </w:p>
     <w:p>
@@ -193,22 +194,23 @@
       <w:r>
         <w:rPr>
           <w:color w:val="1A1A1A"/>
-          <w:sz w:val="19"/>
+          <w:sz w:val="18"/>
         </w:rPr>
-        <w:t>—  Escalated non-routine issues to senior team members, applying common sense and experience from similar situations to identify potential solutions</w:t>
+        <w:t>•  Co-administered end-to-end LIHTC application preparation, auditing project budgets for DSCR compliance and maximizing competitive scoring by optimizing FMR tiers and set-aside inputs</w:t>
       </w:r>
     </w:p>
     <w:p>
       <w:pPr>
         <w:spacing w:before="120" w:after="40"/>
+        <w:shd w:val="clear" w:color="auto" w:fill="D8D8D8"/>
       </w:pPr>
       <w:r>
         <w:rPr>
           <w:b/>
           <w:color w:val="1A1A1A"/>
-          <w:sz w:val="21"/>
+          <w:sz w:val="19"/>
         </w:rPr>
-        <w:t>Compliance, Reconciliation &amp; Process Improvement</w:t>
+        <w:t>Operations, Customer Service &amp; Escalation</w:t>
       </w:r>
     </w:p>
     <w:p>
@@ -219,9 +221,9 @@
       <w:r>
         <w:rPr>
           <w:color w:val="1A1A1A"/>
-          <w:sz w:val="19"/>
+          <w:sz w:val="18"/>
         </w:rPr>
-        <w:t>—  Orchestrated monthly close procedures with rigorous reconciliation of accounts and records to maintain total data integrity across multiple client portfolios</w:t>
+        <w:t>•  Managed daily equipment inventory, tracked supply levels, and reported shortages, reducing service disruptions by 20%</w:t>
       </w:r>
     </w:p>
     <w:p>
@@ -232,9 +234,9 @@
       <w:r>
         <w:rPr>
           <w:color w:val="1A1A1A"/>
-          <w:sz w:val="19"/>
+          <w:sz w:val="18"/>
         </w:rPr>
-        <w:t>—  Performed systematic opening and closing facility audits, applying inspection protocols to ensure compliance with brand standards, safety requirements, and operational benchmarks</w:t>
+        <w:t>•  Coordinated across departments to fulfill member requests and resolve service issues, improving resolution time by 10%</w:t>
       </w:r>
     </w:p>
     <w:p>
@@ -245,9 +247,9 @@
       <w:r>
         <w:rPr>
           <w:color w:val="1A1A1A"/>
-          <w:sz w:val="19"/>
+          <w:sz w:val="18"/>
         </w:rPr>
-        <w:t>—  Maintained up-to-date knowledge of regulatory requirements and internal procedures, applying this knowledge to ensure compliance in all daily activities</w:t>
+        <w:t>•  Maintained organized equipment rotation schedules and condition records with consistent attention to detail, ensuring operational efficiency</w:t>
       </w:r>
     </w:p>
     <w:p>
@@ -258,7 +260,7 @@
         <w:rPr>
           <w:b/>
           <w:color w:val="1A1A1A"/>
-          <w:sz w:val="24"/>
+          <w:sz w:val="22"/>
         </w:rPr>
         <w:t>EMPLOYMENT HISTORY</w:t>
       </w:r>
@@ -267,7 +269,7 @@
       <w:pPr>
         <w:spacing w:before="0" w:after="80"/>
         <w:pBdr>
-          <w:bottom w:val="single" w:sz="6" w:space="1" w:color="E8872B"/>
+          <w:bottom w:val="single" w:sz="6" w:space="1" w:color="C8A951"/>
         </w:pBdr>
       </w:pPr>
     </w:p>
@@ -279,28 +281,23 @@
         <w:rPr>
           <w:b/>
           <w:color w:val="1A1A1A"/>
-          <w:sz w:val="19"/>
+          <w:sz w:val="18"/>
         </w:rPr>
         <w:t>Operations &amp; Logistics</w:t>
       </w:r>
       <w:r>
         <w:rPr>
-          <w:sz w:val="19"/>
+          <w:color w:val="555555"/>
+          <w:sz w:val="18"/>
         </w:rPr>
-        <w:t xml:space="preserve">  |  </w:t>
+        <w:t xml:space="preserve"> | Bayou DeSiard Country Club</w:t>
       </w:r>
       <w:r>
         <w:rPr>
-          <w:i/>
-          <w:sz w:val="19"/>
+          <w:color w:val="555555"/>
+          <w:sz w:val="18"/>
         </w:rPr>
-        <w:t>Bayou DeSiard Country Club</w:t>
-      </w:r>
-      <w:r>
-        <w:rPr>
-          <w:sz w:val="19"/>
-        </w:rPr>
-        <w:t xml:space="preserve">  |  2025 – Present</w:t>
+        <w:t xml:space="preserve">    2025</w:t>
       </w:r>
     </w:p>
     <w:p>
@@ -311,28 +308,23 @@
         <w:rPr>
           <w:b/>
           <w:color w:val="1A1A1A"/>
-          <w:sz w:val="19"/>
+          <w:sz w:val="18"/>
         </w:rPr>
         <w:t>Accountant</w:t>
       </w:r>
       <w:r>
         <w:rPr>
-          <w:sz w:val="19"/>
+          <w:color w:val="555555"/>
+          <w:sz w:val="18"/>
         </w:rPr>
-        <w:t xml:space="preserve">  |  </w:t>
+        <w:t xml:space="preserve"> | Little and Associates, LLC</w:t>
       </w:r>
       <w:r>
         <w:rPr>
-          <w:i/>
-          <w:sz w:val="19"/>
+          <w:color w:val="555555"/>
+          <w:sz w:val="18"/>
         </w:rPr>
-        <w:t>Little and Associates, LLC</w:t>
-      </w:r>
-      <w:r>
-        <w:rPr>
-          <w:sz w:val="19"/>
-        </w:rPr>
-        <w:t xml:space="preserve">  |  2020 – 2023</w:t>
+        <w:t xml:space="preserve">    2020 – 2023</w:t>
       </w:r>
     </w:p>
     <w:p>
@@ -343,28 +335,23 @@
         <w:rPr>
           <w:b/>
           <w:color w:val="1A1A1A"/>
-          <w:sz w:val="19"/>
+          <w:sz w:val="18"/>
         </w:rPr>
         <w:t>Sales Associate</w:t>
       </w:r>
       <w:r>
         <w:rPr>
-          <w:sz w:val="19"/>
+          <w:color w:val="555555"/>
+          <w:sz w:val="18"/>
         </w:rPr>
-        <w:t xml:space="preserve">  |  </w:t>
+        <w:t xml:space="preserve"> | Office Depot</w:t>
       </w:r>
       <w:r>
         <w:rPr>
-          <w:i/>
-          <w:sz w:val="19"/>
+          <w:color w:val="555555"/>
+          <w:sz w:val="18"/>
         </w:rPr>
-        <w:t>Office Depot</w:t>
-      </w:r>
-      <w:r>
-        <w:rPr>
-          <w:sz w:val="19"/>
-        </w:rPr>
-        <w:t xml:space="preserve">  |  2020</w:t>
+        <w:t xml:space="preserve">    2020 – Present</w:t>
       </w:r>
     </w:p>
     <w:p>
@@ -375,16 +362,16 @@
         <w:rPr>
           <w:b/>
           <w:color w:val="1A1A1A"/>
-          <w:sz w:val="24"/>
+          <w:sz w:val="22"/>
         </w:rPr>
-        <w:t>CORE COMPETENCIES</w:t>
+        <w:t>CREDENTIALS &amp; EDUCATION</w:t>
       </w:r>
     </w:p>
     <w:p>
       <w:pPr>
         <w:spacing w:before="0" w:after="80"/>
         <w:pBdr>
-          <w:bottom w:val="single" w:sz="6" w:space="1" w:color="E8872B"/>
+          <w:bottom w:val="single" w:sz="6" w:space="1" w:color="C8A951"/>
         </w:pBdr>
       </w:pPr>
     </w:p>
@@ -394,9 +381,9 @@
       </w:pPr>
       <w:r>
         <w:rPr>
-          <w:sz w:val="18"/>
+          <w:sz w:val="17"/>
         </w:rPr>
-        <w:t>Transaction Processing  •  Document Handling &amp; Data Entry  •  Cash Handling &amp; Reconciliation  •  POS &amp; Payment Systems  •  Compliance &amp; Regulatory Adherence  •  Quality Control &amp; Accuracy  •  Inventory &amp; Records Management  •  Customer Service &amp; Inquiries  •  Problem Solving &amp; Escalation  •  Process Improvement  •  Cross-Functional Teamwork</w:t>
+        <w:t>Licensed CPA (Arkansas &amp; Louisiana)  •  Arkansas Bar License  •  J.D., University of Arkansas  •  B.Accy., University of Mississippi</w:t>
       </w:r>
     </w:p>
     <w:sectPr>

--- a/Chase_Kinslow_Resume_JPMorganChase.docx
+++ b/Chase_Kinslow_Resume_JPMorganChase.docx
@@ -25,7 +25,7 @@
           <w:color w:val="555555"/>
           <w:sz w:val="18"/>
         </w:rPr>
-        <w:t>Transaction Processing &amp; Operations Professional</w:t>
+        <w:t>Compliance &amp; Transaction Processing Professional</w:t>
       </w:r>
     </w:p>
     <w:p>
@@ -69,7 +69,7 @@
         <w:rPr>
           <w:sz w:val="18"/>
         </w:rPr>
-        <w:t>Detail-oriented operations and compliance professional with a J.D., CPA license, and Bachelor of Accountancy. Proven track record processing high-volume transactions with zero-error accuracy, managing cash handling and daily register reconciliation, and maintaining audit-ready documentation under deadline pressure. Background combines rigorous financial compliance discipline with hands-on inventory control, customer service, and cross-departmental coordination. Local to Monroe, LA with reliable transportation and immediate availability.</w:t>
+        <w:t>CPA-licensed compliance and operations professional with a Juris Doctor, Bachelor of Accountancy, and three years of experience managing audit-ready documentation, financial reconciliations, and regulatory submissions in environments where a single error could disqualify an entire file. Proven track record building reconciliation models, executing GAAP-compliant audit fieldwork, and maintaining zero-error production standards across high-volume transaction processing. Combines the document precision required for collateral review and custody operations with hands-on experience in daily cash reconciliation, inventory tracking, and cross-departmental coordination.</w:t>
       </w:r>
     </w:p>
     <w:p>
@@ -104,7 +104,7 @@
           <w:color w:val="1A1A1A"/>
           <w:sz w:val="19"/>
         </w:rPr>
-        <w:t>Transaction Processing, Cash Handling &amp; Accuracy</w:t>
+        <w:t>Compliance, Reconciliation &amp; Document Review</w:t>
       </w:r>
     </w:p>
     <w:p>
@@ -117,7 +117,7 @@
           <w:color w:val="1A1A1A"/>
           <w:sz w:val="18"/>
         </w:rPr>
-        <w:t>•  Operated POS systems and processed transactions with accuracy in a fast-paced retail environment, ensuring seamless customer service across high-traffic periods</w:t>
+        <w:t>•  Developed proprietary parallel reconciliation models in Excel to track comprehensive project data sets, ensuring total eligible basis integrity by reconciling cumulative construction draws and recommending variance-correcting adjustments for Final Cost Certifications</w:t>
       </w:r>
     </w:p>
     <w:p>
@@ -130,7 +130,7 @@
           <w:color w:val="1A1A1A"/>
           <w:sz w:val="18"/>
         </w:rPr>
-        <w:t>•  Managed cash handling procedures, daily register reconciliation, and sales reporting, reducing discrepancies by 15%</w:t>
+        <w:t>•  Managed comprehensive LIHTC audit fieldwork — substantive testing, GAAP-compliant adjustments, final adjusted trial balances, and HUD-tailored supplemental schedules requiring zero-error precision across multiple client portfolios</w:t>
       </w:r>
     </w:p>
     <w:p>
@@ -143,7 +143,7 @@
           <w:color w:val="1A1A1A"/>
           <w:sz w:val="18"/>
         </w:rPr>
-        <w:t>•  Maintained inventory control systems and tracked stock levels, ensuring accurate record-keeping and reducing stockouts by 10%</w:t>
+        <w:t>•  Co-administered end-to-end regulatory application preparation, auditing project budgets for DSCR compliance through Year 15 and maximizing competitive scoring by optimizing FMR tiers, flood mitigation, and set-aside inputs</w:t>
       </w:r>
     </w:p>
     <w:p>
@@ -157,7 +157,7 @@
           <w:color w:val="1A1A1A"/>
           <w:sz w:val="19"/>
         </w:rPr>
-        <w:t>Documentation, Compliance &amp; Reconciliation</w:t>
+        <w:t>Transaction Processing &amp; Production Standards</w:t>
       </w:r>
     </w:p>
     <w:p>
@@ -170,7 +170,7 @@
           <w:color w:val="1A1A1A"/>
           <w:sz w:val="18"/>
         </w:rPr>
-        <w:t>•  Developed proprietary parallel reconciliation models in Excel to track comprehensive project data sets, ensuring total eligible basis integrity by reconciling cumulative construction draws and recommending variance-correcting adjustments</w:t>
+        <w:t>•  Process high-volume transactions daily on POS systems with zero-error accuracy, managing cash handling, register reconciliation, and payment processing across a fast-paced retail operation</w:t>
       </w:r>
     </w:p>
     <w:p>
@@ -183,7 +183,7 @@
           <w:color w:val="1A1A1A"/>
           <w:sz w:val="18"/>
         </w:rPr>
-        <w:t>•  Managed comprehensive audit fieldwork — substantive testing, GAAP-compliant adjustments, final adjusted trial balances, and HUD-tailored supplemental schedules</w:t>
+        <w:t>•  Reduced cash-handling discrepancies by 15% through disciplined daily reconciliation procedures and adherence to standard operating protocols</w:t>
       </w:r>
     </w:p>
     <w:p>
@@ -196,7 +196,7 @@
           <w:color w:val="1A1A1A"/>
           <w:sz w:val="18"/>
         </w:rPr>
-        <w:t>•  Co-administered end-to-end LIHTC application preparation, auditing project budgets for DSCR compliance and maximizing competitive scoring by optimizing FMR tiers and set-aside inputs</w:t>
+        <w:t>•  Maintained inventory control systems using digital tracking, reducing stockouts by 10% and ensuring accurate record-keeping across all product categories</w:t>
       </w:r>
     </w:p>
     <w:p>
@@ -210,7 +210,7 @@
           <w:color w:val="1A1A1A"/>
           <w:sz w:val="19"/>
         </w:rPr>
-        <w:t>Operations, Customer Service &amp; Escalation</w:t>
+        <w:t>Operations Coordination &amp; Issue Resolution</w:t>
       </w:r>
     </w:p>
     <w:p>
@@ -223,7 +223,7 @@
           <w:color w:val="1A1A1A"/>
           <w:sz w:val="18"/>
         </w:rPr>
-        <w:t>•  Managed daily equipment inventory, tracked supply levels, and reported shortages, reducing service disruptions by 20%</w:t>
+        <w:t>•  Managed daily equipment logistics, tracked supply levels, and reported shortages to management, reducing service disruptions by 20% through proactive escalation</w:t>
       </w:r>
     </w:p>
     <w:p>
@@ -236,7 +236,7 @@
           <w:color w:val="1A1A1A"/>
           <w:sz w:val="18"/>
         </w:rPr>
-        <w:t>•  Coordinated across departments to fulfill member requests and resolve service issues, improving resolution time by 10%</w:t>
+        <w:t>•  Coordinated across departments to fulfill member requests and resolve non-routine service issues, improving resolution time by 10%</w:t>
       </w:r>
     </w:p>
     <w:p>
@@ -249,7 +249,7 @@
           <w:color w:val="1A1A1A"/>
           <w:sz w:val="18"/>
         </w:rPr>
-        <w:t>•  Maintained organized equipment rotation schedules and condition records with consistent attention to detail, ensuring operational efficiency</w:t>
+        <w:t>•  Maintained organized operational records, equipment rotation schedules, and condition documentation with consistent attention to detail and accuracy</w:t>
       </w:r>
     </w:p>
     <w:p>

--- a/Chase_Kinslow_Resume_JPMorganChase.docx
+++ b/Chase_Kinslow_Resume_JPMorganChase.docx
@@ -11,7 +11,7 @@
         <w:rPr>
           <w:b/>
           <w:color w:val="1A1A1A"/>
-          <w:sz w:val="44"/>
+          <w:sz w:val="48"/>
         </w:rPr>
         <w:t>CHASE KINSLOW</w:t>
       </w:r>
@@ -22,8 +22,9 @@
       </w:pPr>
       <w:r>
         <w:rPr>
-          <w:color w:val="555555"/>
-          <w:sz w:val="18"/>
+          <w:i/>
+          <w:color w:val="E8872B"/>
+          <w:sz w:val="22"/>
         </w:rPr>
         <w:t>Compliance &amp; Transaction Processing Professional</w:t>
       </w:r>
@@ -35,7 +36,7 @@
       <w:r>
         <w:rPr>
           <w:color w:val="555555"/>
-          <w:sz w:val="17"/>
+          <w:sz w:val="18"/>
         </w:rPr>
         <w:t>(501) 707-7779  |  chasekn30@yahoo.com  |  Monroe, LA 71201</w:t>
       </w:r>
@@ -48,7 +49,7 @@
         <w:rPr>
           <w:b/>
           <w:color w:val="1A1A1A"/>
-          <w:sz w:val="22"/>
+          <w:sz w:val="24"/>
         </w:rPr>
         <w:t>PROFESSIONAL SUMMARY</w:t>
       </w:r>
@@ -57,7 +58,7 @@
       <w:pPr>
         <w:spacing w:before="0" w:after="80"/>
         <w:pBdr>
-          <w:bottom w:val="single" w:sz="6" w:space="1" w:color="C8A951"/>
+          <w:bottom w:val="single" w:sz="6" w:space="1" w:color="E8872B"/>
         </w:pBdr>
       </w:pPr>
     </w:p>
@@ -67,9 +68,9 @@
       </w:pPr>
       <w:r>
         <w:rPr>
-          <w:sz w:val="18"/>
+          <w:sz w:val="19"/>
         </w:rPr>
-        <w:t>CPA-licensed compliance and operations professional with a Juris Doctor, Bachelor of Accountancy, and three years of experience managing audit-ready documentation, financial reconciliations, and regulatory submissions in environments where a single error could disqualify an entire file. Proven track record building reconciliation models, executing GAAP-compliant audit fieldwork, and maintaining zero-error production standards across high-volume transaction processing. Combines the document precision required for collateral review and custody operations with hands-on experience in daily cash reconciliation, inventory tracking, and cross-departmental coordination.</w:t>
+        <w:t>CPA-licensed transaction processing and compliance professional with a Juris Doctor and Bachelor of Accountancy. Three years processing, clearing, and servicing document transactions involving moderately complex tasks — including regulatory submissions, financial reconciliations, and audit fieldwork where a single error disqualified an entire file. Maintains the highest standards of production and accuracy across high-volume transaction environments. Experienced handling customer inquiries, escalating non-routine issues to senior team members, and applying knowledge of industry regulations to ensure compliance in all transaction activities. Developing proficiency in AI and automation tools to optimize processes.</w:t>
       </w:r>
     </w:p>
     <w:p>
@@ -80,7 +81,7 @@
         <w:rPr>
           <w:b/>
           <w:color w:val="1A1A1A"/>
-          <w:sz w:val="22"/>
+          <w:sz w:val="24"/>
         </w:rPr>
         <w:t>KEY ACHIEVEMENTS &amp; SKILLS</w:t>
       </w:r>
@@ -89,22 +90,21 @@
       <w:pPr>
         <w:spacing w:before="0" w:after="80"/>
         <w:pBdr>
-          <w:bottom w:val="single" w:sz="6" w:space="1" w:color="C8A951"/>
+          <w:bottom w:val="single" w:sz="6" w:space="1" w:color="E8872B"/>
         </w:pBdr>
       </w:pPr>
     </w:p>
     <w:p>
       <w:pPr>
         <w:spacing w:before="120" w:after="40"/>
-        <w:shd w:val="clear" w:color="auto" w:fill="D8D8D8"/>
       </w:pPr>
       <w:r>
         <w:rPr>
           <w:b/>
           <w:color w:val="1A1A1A"/>
-          <w:sz w:val="19"/>
+          <w:sz w:val="21"/>
         </w:rPr>
-        <w:t>Compliance, Reconciliation &amp; Document Review</w:t>
+        <w:t>Document Transactions, Compliance &amp; Accuracy</w:t>
       </w:r>
     </w:p>
     <w:p>
@@ -115,9 +115,9 @@
       <w:r>
         <w:rPr>
           <w:color w:val="1A1A1A"/>
-          <w:sz w:val="18"/>
+          <w:sz w:val="19"/>
         </w:rPr>
-        <w:t>•  Developed proprietary parallel reconciliation models in Excel to track comprehensive project data sets, ensuring total eligible basis integrity by reconciling cumulative construction draws and recommending variance-correcting adjustments for Final Cost Certifications</w:t>
+        <w:t>—  Processed and cleared document transactions involving moderately complex regulatory submissions, adhering to established routines and procedures across LIHTC, HUD, and GAAP frameworks while maintaining zero-error production and accuracy standards</w:t>
       </w:r>
     </w:p>
     <w:p>
@@ -128,9 +128,9 @@
       <w:r>
         <w:rPr>
           <w:color w:val="1A1A1A"/>
-          <w:sz w:val="18"/>
+          <w:sz w:val="19"/>
         </w:rPr>
-        <w:t>•  Managed comprehensive LIHTC audit fieldwork — substantive testing, GAAP-compliant adjustments, final adjusted trial balances, and HUD-tailored supplemental schedules requiring zero-error precision across multiple client portfolios</w:t>
+        <w:t>—  Built parallel reconciliation models to extract, input, and track comprehensive financial data sets — reconciling cumulative construction draws and recommending variance-correcting adjustments to ensure total data integrity across client portfolios</w:t>
       </w:r>
     </w:p>
     <w:p>
@@ -141,21 +141,20 @@
       <w:r>
         <w:rPr>
           <w:color w:val="1A1A1A"/>
-          <w:sz w:val="18"/>
+          <w:sz w:val="19"/>
         </w:rPr>
-        <w:t>•  Co-administered end-to-end regulatory application preparation, auditing project budgets for DSCR compliance through Year 15 and maximizing competitive scoring by optimizing FMR tiers, flood mitigation, and set-aside inputs</w:t>
+        <w:t>—  Maintained up-to-date knowledge of market products and industry regulations (DSCR, FMR tiers, set-aside requirements), applying this knowledge to ensure compliance in all transaction and submission activities</w:t>
       </w:r>
     </w:p>
     <w:p>
       <w:pPr>
         <w:spacing w:before="120" w:after="40"/>
-        <w:shd w:val="clear" w:color="auto" w:fill="D8D8D8"/>
       </w:pPr>
       <w:r>
         <w:rPr>
           <w:b/>
           <w:color w:val="1A1A1A"/>
-          <w:sz w:val="19"/>
+          <w:sz w:val="21"/>
         </w:rPr>
         <w:t>Transaction Processing &amp; Production Standards</w:t>
       </w:r>
@@ -168,9 +167,9 @@
       <w:r>
         <w:rPr>
           <w:color w:val="1A1A1A"/>
-          <w:sz w:val="18"/>
+          <w:sz w:val="19"/>
         </w:rPr>
-        <w:t>•  Process high-volume transactions daily on POS systems with zero-error accuracy, managing cash handling, register reconciliation, and payment processing across a fast-paced retail operation</w:t>
+        <w:t>—  Process and clear high-volume transactions daily, adhering to established routines and standard operating procedures while ensuring accuracy and timeliness across a fast-paced retail operation</w:t>
       </w:r>
     </w:p>
     <w:p>
@@ -181,9 +180,9 @@
       <w:r>
         <w:rPr>
           <w:color w:val="1A1A1A"/>
-          <w:sz w:val="18"/>
+          <w:sz w:val="19"/>
         </w:rPr>
-        <w:t>•  Reduced cash-handling discrepancies by 15% through disciplined daily reconciliation procedures and adherence to standard operating protocols</w:t>
+        <w:t>—  Reduced cash-handling discrepancies by 15% through disciplined daily reconciliation of register transactions, applying the same servicing, researching, and settling discipline the role requires</w:t>
       </w:r>
     </w:p>
     <w:p>
@@ -194,23 +193,22 @@
       <w:r>
         <w:rPr>
           <w:color w:val="1A1A1A"/>
-          <w:sz w:val="18"/>
+          <w:sz w:val="19"/>
         </w:rPr>
-        <w:t>•  Maintained inventory control systems using digital tracking, reducing stockouts by 10% and ensuring accurate record-keeping across all product categories</w:t>
+        <w:t>—  Maintained inventory control systems by extracting data, inputting into digital tracking systems, and ensuring accurate record-keeping — reducing stockouts by 10% across all product categories</w:t>
       </w:r>
     </w:p>
     <w:p>
       <w:pPr>
         <w:spacing w:before="120" w:after="40"/>
-        <w:shd w:val="clear" w:color="auto" w:fill="D8D8D8"/>
       </w:pPr>
       <w:r>
         <w:rPr>
           <w:b/>
           <w:color w:val="1A1A1A"/>
-          <w:sz w:val="19"/>
+          <w:sz w:val="21"/>
         </w:rPr>
-        <w:t>Operations Coordination &amp; Issue Resolution</w:t>
+        <w:t>Customer Inquiries, Escalation &amp; Process Optimization</w:t>
       </w:r>
     </w:p>
     <w:p>
@@ -221,9 +219,9 @@
       <w:r>
         <w:rPr>
           <w:color w:val="1A1A1A"/>
-          <w:sz w:val="18"/>
+          <w:sz w:val="19"/>
         </w:rPr>
-        <w:t>•  Managed daily equipment logistics, tracked supply levels, and reported shortages to management, reducing service disruptions by 20% through proactive escalation</w:t>
+        <w:t>—  Handled customer inquiries and requests across departments, providing a positive customer experience at all touchpoints while resolving service issues and improving resolution time by 10%</w:t>
       </w:r>
     </w:p>
     <w:p>
@@ -234,9 +232,9 @@
       <w:r>
         <w:rPr>
           <w:color w:val="1A1A1A"/>
-          <w:sz w:val="18"/>
+          <w:sz w:val="19"/>
         </w:rPr>
-        <w:t>•  Coordinated across departments to fulfill member requests and resolve non-routine service issues, improving resolution time by 10%</w:t>
+        <w:t>—  Escalated non-routine issues to senior team members, applying common sense and experience of similar situations to identify potential solutions — reducing service disruptions by 20% through proactive reporting</w:t>
       </w:r>
     </w:p>
     <w:p>
@@ -247,9 +245,9 @@
       <w:r>
         <w:rPr>
           <w:color w:val="1A1A1A"/>
-          <w:sz w:val="18"/>
+          <w:sz w:val="19"/>
         </w:rPr>
-        <w:t>•  Maintained organized operational records, equipment rotation schedules, and condition documentation with consistent attention to detail and accuracy</w:t>
+        <w:t>—  Contributed to process optimization by developing automated Excel tracking models and digital inventory systems that streamlined daily operations and reduced manual data entry errors</w:t>
       </w:r>
     </w:p>
     <w:p>
@@ -260,7 +258,7 @@
         <w:rPr>
           <w:b/>
           <w:color w:val="1A1A1A"/>
-          <w:sz w:val="22"/>
+          <w:sz w:val="24"/>
         </w:rPr>
         <w:t>EMPLOYMENT HISTORY</w:t>
       </w:r>
@@ -269,7 +267,7 @@
       <w:pPr>
         <w:spacing w:before="0" w:after="80"/>
         <w:pBdr>
-          <w:bottom w:val="single" w:sz="6" w:space="1" w:color="C8A951"/>
+          <w:bottom w:val="single" w:sz="6" w:space="1" w:color="E8872B"/>
         </w:pBdr>
       </w:pPr>
     </w:p>
@@ -281,23 +279,28 @@
         <w:rPr>
           <w:b/>
           <w:color w:val="1A1A1A"/>
-          <w:sz w:val="18"/>
+          <w:sz w:val="19"/>
         </w:rPr>
         <w:t>Operations &amp; Logistics</w:t>
       </w:r>
       <w:r>
         <w:rPr>
-          <w:color w:val="555555"/>
-          <w:sz w:val="18"/>
+          <w:sz w:val="19"/>
         </w:rPr>
-        <w:t xml:space="preserve"> | Bayou DeSiard Country Club</w:t>
+        <w:t xml:space="preserve">  |  </w:t>
       </w:r>
       <w:r>
         <w:rPr>
-          <w:color w:val="555555"/>
-          <w:sz w:val="18"/>
+          <w:i/>
+          <w:sz w:val="19"/>
         </w:rPr>
-        <w:t xml:space="preserve">    2025</w:t>
+        <w:t>Bayou DeSiard Country Club</w:t>
+      </w:r>
+      <w:r>
+        <w:rPr>
+          <w:sz w:val="19"/>
+        </w:rPr>
+        <w:t xml:space="preserve">  |  2025</w:t>
       </w:r>
     </w:p>
     <w:p>
@@ -308,23 +311,28 @@
         <w:rPr>
           <w:b/>
           <w:color w:val="1A1A1A"/>
-          <w:sz w:val="18"/>
+          <w:sz w:val="19"/>
         </w:rPr>
         <w:t>Accountant</w:t>
       </w:r>
       <w:r>
         <w:rPr>
-          <w:color w:val="555555"/>
-          <w:sz w:val="18"/>
+          <w:sz w:val="19"/>
         </w:rPr>
-        <w:t xml:space="preserve"> | Little and Associates, LLC</w:t>
+        <w:t xml:space="preserve">  |  </w:t>
       </w:r>
       <w:r>
         <w:rPr>
-          <w:color w:val="555555"/>
-          <w:sz w:val="18"/>
+          <w:i/>
+          <w:sz w:val="19"/>
         </w:rPr>
-        <w:t xml:space="preserve">    2020 – 2023</w:t>
+        <w:t>Little and Associates, LLC</w:t>
+      </w:r>
+      <w:r>
+        <w:rPr>
+          <w:sz w:val="19"/>
+        </w:rPr>
+        <w:t xml:space="preserve">  |  2020 – 2023</w:t>
       </w:r>
     </w:p>
     <w:p>
@@ -335,23 +343,28 @@
         <w:rPr>
           <w:b/>
           <w:color w:val="1A1A1A"/>
-          <w:sz w:val="18"/>
+          <w:sz w:val="19"/>
         </w:rPr>
         <w:t>Sales Associate</w:t>
       </w:r>
       <w:r>
         <w:rPr>
-          <w:color w:val="555555"/>
-          <w:sz w:val="18"/>
+          <w:sz w:val="19"/>
         </w:rPr>
-        <w:t xml:space="preserve"> | Office Depot</w:t>
+        <w:t xml:space="preserve">  |  </w:t>
       </w:r>
       <w:r>
         <w:rPr>
-          <w:color w:val="555555"/>
-          <w:sz w:val="18"/>
+          <w:i/>
+          <w:sz w:val="19"/>
         </w:rPr>
-        <w:t xml:space="preserve">    2020 – Present</w:t>
+        <w:t>Office Depot</w:t>
+      </w:r>
+      <w:r>
+        <w:rPr>
+          <w:sz w:val="19"/>
+        </w:rPr>
+        <w:t xml:space="preserve">  |  2020 – Present</w:t>
       </w:r>
     </w:p>
     <w:p>
@@ -362,7 +375,7 @@
         <w:rPr>
           <w:b/>
           <w:color w:val="1A1A1A"/>
-          <w:sz w:val="22"/>
+          <w:sz w:val="24"/>
         </w:rPr>
         <w:t>CREDENTIALS &amp; EDUCATION</w:t>
       </w:r>
@@ -371,7 +384,7 @@
       <w:pPr>
         <w:spacing w:before="0" w:after="80"/>
         <w:pBdr>
-          <w:bottom w:val="single" w:sz="6" w:space="1" w:color="C8A951"/>
+          <w:bottom w:val="single" w:sz="6" w:space="1" w:color="E8872B"/>
         </w:pBdr>
       </w:pPr>
     </w:p>
@@ -381,9 +394,41 @@
       </w:pPr>
       <w:r>
         <w:rPr>
-          <w:sz w:val="17"/>
+          <w:sz w:val="18"/>
         </w:rPr>
         <w:t>Licensed CPA (Arkansas &amp; Louisiana)  •  Arkansas Bar License  •  J.D., University of Arkansas  •  B.Accy., University of Mississippi</w:t>
+      </w:r>
+    </w:p>
+    <w:p>
+      <w:pPr>
+        <w:spacing w:before="200" w:after="0"/>
+      </w:pPr>
+      <w:r>
+        <w:rPr>
+          <w:b/>
+          <w:color w:val="1A1A1A"/>
+          <w:sz w:val="24"/>
+        </w:rPr>
+        <w:t>TOOLS</w:t>
+      </w:r>
+    </w:p>
+    <w:p>
+      <w:pPr>
+        <w:spacing w:before="0" w:after="80"/>
+        <w:pBdr>
+          <w:bottom w:val="single" w:sz="6" w:space="1" w:color="E8872B"/>
+        </w:pBdr>
+      </w:pPr>
+    </w:p>
+    <w:p>
+      <w:pPr>
+        <w:spacing w:after="80"/>
+      </w:pPr>
+      <w:r>
+        <w:rPr>
+          <w:sz w:val="18"/>
+        </w:rPr>
+        <w:t>Advanced Excel &amp; Financial Modeling  •  QuickBooks Desktop &amp; Online  •  NCR POS Systems  •  Digital Inventory Tracking  •  Microsoft Office Suite  •  ADP Workforce Now</w:t>
       </w:r>
     </w:p>
     <w:sectPr>

--- a/Chase_Kinslow_Resume_JPMorganChase.docx
+++ b/Chase_Kinslow_Resume_JPMorganChase.docx
@@ -2,438 +2,792 @@
 <file path=word/document.xml><?xml version="1.0" encoding="utf-8"?>
 <w:document xmlns:wpc="http://schemas.microsoft.com/office/word/2010/wordprocessingCanvas" xmlns:mo="http://schemas.microsoft.com/office/mac/office/2008/main" xmlns:mc="http://schemas.openxmlformats.org/markup-compatibility/2006" xmlns:mv="urn:schemas-microsoft-com:mac:vml" xmlns:o="urn:schemas-microsoft-com:office:office" xmlns:r="http://schemas.openxmlformats.org/officeDocument/2006/relationships" xmlns:m="http://schemas.openxmlformats.org/officeDocument/2006/math" xmlns:v="urn:schemas-microsoft-com:vml" xmlns:wp14="http://schemas.microsoft.com/office/word/2010/wordprocessingDrawing" xmlns:wp="http://schemas.openxmlformats.org/drawingml/2006/wordprocessingDrawing" xmlns:w10="urn:schemas-microsoft-com:office:word" xmlns:w="http://schemas.openxmlformats.org/wordprocessingml/2006/main" xmlns:w14="http://schemas.microsoft.com/office/word/2010/wordml" xmlns:wpg="http://schemas.microsoft.com/office/word/2010/wordprocessingGroup" xmlns:wpi="http://schemas.microsoft.com/office/word/2010/wordprocessingInk" xmlns:wne="http://schemas.microsoft.com/office/word/2006/wordml" xmlns:wps="http://schemas.microsoft.com/office/word/2010/wordprocessingShape" mc:Ignorable="w14 wp14">
   <w:body>
-    <w:p>
-      <w:pPr>
-        <w:spacing w:after="0"/>
-        <w:jc w:val="left"/>
-      </w:pPr>
-      <w:r>
-        <w:rPr>
-          <w:b/>
-          <w:color w:val="1A1A1A"/>
-          <w:sz w:val="48"/>
-        </w:rPr>
-        <w:t>CHASE KINSLOW</w:t>
-      </w:r>
-    </w:p>
-    <w:p>
-      <w:pPr>
-        <w:spacing w:after="40"/>
-      </w:pPr>
-      <w:r>
-        <w:rPr>
-          <w:i/>
-          <w:color w:val="E8872B"/>
-          <w:sz w:val="22"/>
-        </w:rPr>
-        <w:t>Compliance &amp; Transaction Processing Professional</w:t>
-      </w:r>
-    </w:p>
-    <w:p>
-      <w:pPr>
-        <w:spacing w:after="160"/>
-      </w:pPr>
-      <w:r>
-        <w:rPr>
-          <w:color w:val="555555"/>
-          <w:sz w:val="18"/>
-        </w:rPr>
-        <w:t>(501) 707-7779  |  chasekn30@yahoo.com  |  Monroe, LA 71201</w:t>
-      </w:r>
-    </w:p>
-    <w:p>
-      <w:pPr>
-        <w:spacing w:before="200" w:after="0"/>
-      </w:pPr>
-      <w:r>
-        <w:rPr>
-          <w:b/>
-          <w:color w:val="1A1A1A"/>
-          <w:sz w:val="24"/>
-        </w:rPr>
-        <w:t>PROFESSIONAL SUMMARY</w:t>
-      </w:r>
-    </w:p>
-    <w:p>
-      <w:pPr>
-        <w:spacing w:before="0" w:after="80"/>
-        <w:pBdr>
-          <w:bottom w:val="single" w:sz="6" w:space="1" w:color="E8872B"/>
-        </w:pBdr>
-      </w:pPr>
-    </w:p>
-    <w:p>
-      <w:pPr>
-        <w:spacing w:after="80"/>
-      </w:pPr>
-      <w:r>
-        <w:rPr>
-          <w:sz w:val="19"/>
-        </w:rPr>
-        <w:t>CPA-licensed transaction processing and compliance professional with a Juris Doctor and Bachelor of Accountancy. Three years processing, clearing, and servicing document transactions involving moderately complex tasks — including regulatory submissions, financial reconciliations, and audit fieldwork where a single error disqualified an entire file. Maintains the highest standards of production and accuracy across high-volume transaction environments. Experienced handling customer inquiries, escalating non-routine issues to senior team members, and applying knowledge of industry regulations to ensure compliance in all transaction activities. Developing proficiency in AI and automation tools to optimize processes.</w:t>
-      </w:r>
-    </w:p>
-    <w:p>
-      <w:pPr>
-        <w:spacing w:before="200" w:after="0"/>
-      </w:pPr>
-      <w:r>
-        <w:rPr>
-          <w:b/>
-          <w:color w:val="1A1A1A"/>
-          <w:sz w:val="24"/>
-        </w:rPr>
-        <w:t>KEY ACHIEVEMENTS &amp; SKILLS</w:t>
-      </w:r>
-    </w:p>
-    <w:p>
-      <w:pPr>
-        <w:spacing w:before="0" w:after="80"/>
-        <w:pBdr>
-          <w:bottom w:val="single" w:sz="6" w:space="1" w:color="E8872B"/>
-        </w:pBdr>
-      </w:pPr>
-    </w:p>
-    <w:p>
-      <w:pPr>
-        <w:spacing w:before="120" w:after="40"/>
-      </w:pPr>
-      <w:r>
-        <w:rPr>
-          <w:b/>
-          <w:color w:val="1A1A1A"/>
-          <w:sz w:val="21"/>
-        </w:rPr>
-        <w:t>Document Transactions, Compliance &amp; Accuracy</w:t>
-      </w:r>
-    </w:p>
-    <w:p>
-      <w:pPr>
-        <w:spacing w:after="40"/>
-        <w:ind w:left="360"/>
-      </w:pPr>
-      <w:r>
-        <w:rPr>
-          <w:color w:val="1A1A1A"/>
-          <w:sz w:val="19"/>
-        </w:rPr>
-        <w:t>—  Processed and cleared document transactions involving moderately complex regulatory submissions, adhering to established routines and procedures across LIHTC, HUD, and GAAP frameworks while maintaining zero-error production and accuracy standards</w:t>
-      </w:r>
-    </w:p>
-    <w:p>
-      <w:pPr>
-        <w:spacing w:after="40"/>
-        <w:ind w:left="360"/>
-      </w:pPr>
-      <w:r>
-        <w:rPr>
-          <w:color w:val="1A1A1A"/>
-          <w:sz w:val="19"/>
-        </w:rPr>
-        <w:t>—  Built parallel reconciliation models to extract, input, and track comprehensive financial data sets — reconciling cumulative construction draws and recommending variance-correcting adjustments to ensure total data integrity across client portfolios</w:t>
-      </w:r>
-    </w:p>
-    <w:p>
-      <w:pPr>
-        <w:spacing w:after="40"/>
-        <w:ind w:left="360"/>
-      </w:pPr>
-      <w:r>
-        <w:rPr>
-          <w:color w:val="1A1A1A"/>
-          <w:sz w:val="19"/>
-        </w:rPr>
-        <w:t>—  Maintained up-to-date knowledge of market products and industry regulations (DSCR, FMR tiers, set-aside requirements), applying this knowledge to ensure compliance in all transaction and submission activities</w:t>
-      </w:r>
-    </w:p>
-    <w:p>
-      <w:pPr>
-        <w:spacing w:before="120" w:after="40"/>
-      </w:pPr>
-      <w:r>
-        <w:rPr>
-          <w:b/>
-          <w:color w:val="1A1A1A"/>
-          <w:sz w:val="21"/>
-        </w:rPr>
-        <w:t>Transaction Processing &amp; Production Standards</w:t>
-      </w:r>
-    </w:p>
-    <w:p>
-      <w:pPr>
-        <w:spacing w:after="40"/>
-        <w:ind w:left="360"/>
-      </w:pPr>
-      <w:r>
-        <w:rPr>
-          <w:color w:val="1A1A1A"/>
-          <w:sz w:val="19"/>
-        </w:rPr>
-        <w:t>—  Process and clear high-volume transactions daily, adhering to established routines and standard operating procedures while ensuring accuracy and timeliness across a fast-paced retail operation</w:t>
-      </w:r>
-    </w:p>
-    <w:p>
-      <w:pPr>
-        <w:spacing w:after="40"/>
-        <w:ind w:left="360"/>
-      </w:pPr>
-      <w:r>
-        <w:rPr>
-          <w:color w:val="1A1A1A"/>
-          <w:sz w:val="19"/>
-        </w:rPr>
-        <w:t>—  Reduced cash-handling discrepancies by 15% through disciplined daily reconciliation of register transactions, applying the same servicing, researching, and settling discipline the role requires</w:t>
-      </w:r>
-    </w:p>
-    <w:p>
-      <w:pPr>
-        <w:spacing w:after="40"/>
-        <w:ind w:left="360"/>
-      </w:pPr>
-      <w:r>
-        <w:rPr>
-          <w:color w:val="1A1A1A"/>
-          <w:sz w:val="19"/>
-        </w:rPr>
-        <w:t>—  Maintained inventory control systems by extracting data, inputting into digital tracking systems, and ensuring accurate record-keeping — reducing stockouts by 10% across all product categories</w:t>
-      </w:r>
-    </w:p>
-    <w:p>
-      <w:pPr>
-        <w:spacing w:before="120" w:after="40"/>
-      </w:pPr>
-      <w:r>
-        <w:rPr>
-          <w:b/>
-          <w:color w:val="1A1A1A"/>
-          <w:sz w:val="21"/>
-        </w:rPr>
-        <w:t>Customer Inquiries, Escalation &amp; Process Optimization</w:t>
-      </w:r>
-    </w:p>
-    <w:p>
-      <w:pPr>
-        <w:spacing w:after="40"/>
-        <w:ind w:left="360"/>
-      </w:pPr>
-      <w:r>
-        <w:rPr>
-          <w:color w:val="1A1A1A"/>
-          <w:sz w:val="19"/>
-        </w:rPr>
-        <w:t>—  Handled customer inquiries and requests across departments, providing a positive customer experience at all touchpoints while resolving service issues and improving resolution time by 10%</w:t>
-      </w:r>
-    </w:p>
-    <w:p>
-      <w:pPr>
-        <w:spacing w:after="40"/>
-        <w:ind w:left="360"/>
-      </w:pPr>
-      <w:r>
-        <w:rPr>
-          <w:color w:val="1A1A1A"/>
-          <w:sz w:val="19"/>
-        </w:rPr>
-        <w:t>—  Escalated non-routine issues to senior team members, applying common sense and experience of similar situations to identify potential solutions — reducing service disruptions by 20% through proactive reporting</w:t>
-      </w:r>
-    </w:p>
-    <w:p>
-      <w:pPr>
-        <w:spacing w:after="40"/>
-        <w:ind w:left="360"/>
-      </w:pPr>
-      <w:r>
-        <w:rPr>
-          <w:color w:val="1A1A1A"/>
-          <w:sz w:val="19"/>
-        </w:rPr>
-        <w:t>—  Contributed to process optimization by developing automated Excel tracking models and digital inventory systems that streamlined daily operations and reduced manual data entry errors</w:t>
-      </w:r>
-    </w:p>
-    <w:p>
-      <w:pPr>
-        <w:spacing w:before="200" w:after="0"/>
-      </w:pPr>
-      <w:r>
-        <w:rPr>
-          <w:b/>
-          <w:color w:val="1A1A1A"/>
-          <w:sz w:val="24"/>
-        </w:rPr>
-        <w:t>EMPLOYMENT HISTORY</w:t>
-      </w:r>
-    </w:p>
-    <w:p>
-      <w:pPr>
-        <w:spacing w:before="0" w:after="80"/>
-        <w:pBdr>
-          <w:bottom w:val="single" w:sz="6" w:space="1" w:color="E8872B"/>
-        </w:pBdr>
-      </w:pPr>
-    </w:p>
-    <w:p>
-      <w:pPr>
-        <w:spacing w:after="40"/>
-      </w:pPr>
-      <w:r>
-        <w:rPr>
-          <w:b/>
-          <w:color w:val="1A1A1A"/>
-          <w:sz w:val="19"/>
-        </w:rPr>
-        <w:t>Operations &amp; Logistics</w:t>
-      </w:r>
-      <w:r>
-        <w:rPr>
-          <w:sz w:val="19"/>
-        </w:rPr>
-        <w:t xml:space="preserve">  |  </w:t>
-      </w:r>
-      <w:r>
-        <w:rPr>
-          <w:i/>
-          <w:sz w:val="19"/>
-        </w:rPr>
-        <w:t>Bayou DeSiard Country Club</w:t>
-      </w:r>
-      <w:r>
-        <w:rPr>
-          <w:sz w:val="19"/>
-        </w:rPr>
-        <w:t xml:space="preserve">  |  2025</w:t>
-      </w:r>
-    </w:p>
-    <w:p>
-      <w:pPr>
-        <w:spacing w:after="40"/>
-      </w:pPr>
-      <w:r>
-        <w:rPr>
-          <w:b/>
-          <w:color w:val="1A1A1A"/>
-          <w:sz w:val="19"/>
-        </w:rPr>
-        <w:t>Accountant</w:t>
-      </w:r>
-      <w:r>
-        <w:rPr>
-          <w:sz w:val="19"/>
-        </w:rPr>
-        <w:t xml:space="preserve">  |  </w:t>
-      </w:r>
-      <w:r>
-        <w:rPr>
-          <w:i/>
-          <w:sz w:val="19"/>
-        </w:rPr>
-        <w:t>Little and Associates, LLC</w:t>
-      </w:r>
-      <w:r>
-        <w:rPr>
-          <w:sz w:val="19"/>
-        </w:rPr>
-        <w:t xml:space="preserve">  |  2020 – 2023</w:t>
-      </w:r>
-    </w:p>
-    <w:p>
-      <w:pPr>
-        <w:spacing w:after="40"/>
-      </w:pPr>
-      <w:r>
-        <w:rPr>
-          <w:b/>
-          <w:color w:val="1A1A1A"/>
-          <w:sz w:val="19"/>
-        </w:rPr>
-        <w:t>Sales Associate</w:t>
-      </w:r>
-      <w:r>
-        <w:rPr>
-          <w:sz w:val="19"/>
-        </w:rPr>
-        <w:t xml:space="preserve">  |  </w:t>
-      </w:r>
-      <w:r>
-        <w:rPr>
-          <w:i/>
-          <w:sz w:val="19"/>
-        </w:rPr>
-        <w:t>Office Depot</w:t>
-      </w:r>
-      <w:r>
-        <w:rPr>
-          <w:sz w:val="19"/>
-        </w:rPr>
-        <w:t xml:space="preserve">  |  2020 – Present</w:t>
-      </w:r>
-    </w:p>
-    <w:p>
-      <w:pPr>
-        <w:spacing w:before="200" w:after="0"/>
-      </w:pPr>
-      <w:r>
-        <w:rPr>
-          <w:b/>
-          <w:color w:val="1A1A1A"/>
-          <w:sz w:val="24"/>
-        </w:rPr>
-        <w:t>CREDENTIALS &amp; EDUCATION</w:t>
-      </w:r>
-    </w:p>
-    <w:p>
-      <w:pPr>
-        <w:spacing w:before="0" w:after="80"/>
-        <w:pBdr>
-          <w:bottom w:val="single" w:sz="6" w:space="1" w:color="E8872B"/>
-        </w:pBdr>
-      </w:pPr>
-    </w:p>
-    <w:p>
-      <w:pPr>
-        <w:spacing w:after="80"/>
-      </w:pPr>
-      <w:r>
-        <w:rPr>
-          <w:sz w:val="18"/>
-        </w:rPr>
-        <w:t>Licensed CPA (Arkansas &amp; Louisiana)  •  Arkansas Bar License  •  J.D., University of Arkansas  •  B.Accy., University of Mississippi</w:t>
-      </w:r>
-    </w:p>
-    <w:p>
-      <w:pPr>
-        <w:spacing w:before="200" w:after="0"/>
-      </w:pPr>
-      <w:r>
-        <w:rPr>
-          <w:b/>
-          <w:color w:val="1A1A1A"/>
-          <w:sz w:val="24"/>
-        </w:rPr>
-        <w:t>TOOLS</w:t>
-      </w:r>
-    </w:p>
-    <w:p>
-      <w:pPr>
-        <w:spacing w:before="0" w:after="80"/>
-        <w:pBdr>
-          <w:bottom w:val="single" w:sz="6" w:space="1" w:color="E8872B"/>
-        </w:pBdr>
-      </w:pPr>
-    </w:p>
-    <w:p>
-      <w:pPr>
-        <w:spacing w:after="80"/>
-      </w:pPr>
-      <w:r>
-        <w:rPr>
-          <w:sz w:val="18"/>
-        </w:rPr>
-        <w:t>Advanced Excel &amp; Financial Modeling  •  QuickBooks Desktop &amp; Online  •  NCR POS Systems  •  Digital Inventory Tracking  •  Microsoft Office Suite  •  ADP Workforce Now</w:t>
-      </w:r>
-    </w:p>
+    <w:tbl>
+      <w:tblPr>
+        <w:tblW w:type="auto" w:w="0"/>
+        <w:tblLayout w:type="fixed"/>
+        <w:tblLook w:firstColumn="1" w:firstRow="1" w:lastColumn="0" w:lastRow="0" w:noHBand="0" w:noVBand="1" w:val="04A0"/>
+        <w:tblBorders>
+          <w:top w:val="none" w:sz="0" w:space="0" w:color="auto"/>
+          <w:left w:val="none" w:sz="0" w:space="0" w:color="auto"/>
+          <w:bottom w:val="none" w:sz="0" w:space="0" w:color="auto"/>
+          <w:right w:val="none" w:sz="0" w:space="0" w:color="auto"/>
+          <w:insideH w:val="none" w:sz="0" w:space="0" w:color="auto"/>
+          <w:insideV w:val="none" w:sz="0" w:space="0" w:color="auto"/>
+        </w:tblBorders>
+      </w:tblPr>
+      <w:tblGrid>
+        <w:gridCol w:w="3456"/>
+        <w:gridCol w:w="7344"/>
+      </w:tblGrid>
+      <w:tr>
+        <w:tc>
+          <w:tcPr>
+            <w:tcW w:type="dxa" w:w="5688"/>
+            <w:shd w:val="clear" w:color="auto" w:fill="8B9CAD"/>
+          </w:tcPr>
+          <w:p>
+            <w:r/>
+          </w:p>
+          <w:p>
+            <w:pPr>
+              <w:spacing w:before="160" w:after="80"/>
+            </w:pPr>
+            <w:r>
+              <w:rPr>
+                <w:b/>
+                <w:color w:val="1A1A1A"/>
+                <w:sz w:val="14"/>
+              </w:rPr>
+              <w:t>C O N T A C T</w:t>
+            </w:r>
+          </w:p>
+          <w:p>
+            <w:pPr>
+              <w:spacing w:after="20"/>
+            </w:pPr>
+            <w:r>
+              <w:rPr>
+                <w:color w:val="1A1A1A"/>
+                <w:sz w:val="15"/>
+              </w:rPr>
+              <w:t>(501) 707-7779</w:t>
+            </w:r>
+          </w:p>
+          <w:p>
+            <w:pPr>
+              <w:spacing w:after="20"/>
+            </w:pPr>
+            <w:r>
+              <w:rPr>
+                <w:color w:val="1A1A1A"/>
+                <w:sz w:val="15"/>
+              </w:rPr>
+              <w:t>chasekn30@yahoo.com</w:t>
+            </w:r>
+          </w:p>
+          <w:p>
+            <w:pPr>
+              <w:spacing w:after="20"/>
+            </w:pPr>
+            <w:r>
+              <w:rPr>
+                <w:color w:val="1A1A1A"/>
+                <w:sz w:val="15"/>
+              </w:rPr>
+              <w:t>Monroe, LA 71201</w:t>
+            </w:r>
+          </w:p>
+          <w:p>
+            <w:pPr>
+              <w:spacing w:before="160" w:after="80"/>
+            </w:pPr>
+            <w:r>
+              <w:rPr>
+                <w:b/>
+                <w:color w:val="1A1A1A"/>
+                <w:sz w:val="14"/>
+              </w:rPr>
+              <w:t>C O R E   C O M P E T E N C I E S</w:t>
+            </w:r>
+          </w:p>
+          <w:p>
+            <w:pPr>
+              <w:spacing w:after="20"/>
+            </w:pPr>
+            <w:r>
+              <w:rPr>
+                <w:color w:val="1A1A1A"/>
+                <w:sz w:val="14"/>
+              </w:rPr>
+              <w:t>» Transaction Processing &amp; Clearing</w:t>
+            </w:r>
+          </w:p>
+          <w:p>
+            <w:pPr>
+              <w:spacing w:after="20"/>
+            </w:pPr>
+            <w:r>
+              <w:rPr>
+                <w:color w:val="1A1A1A"/>
+                <w:sz w:val="14"/>
+              </w:rPr>
+              <w:t>» Document Transaction Handling</w:t>
+            </w:r>
+          </w:p>
+          <w:p>
+            <w:pPr>
+              <w:spacing w:after="20"/>
+            </w:pPr>
+            <w:r>
+              <w:rPr>
+                <w:color w:val="1A1A1A"/>
+                <w:sz w:val="14"/>
+              </w:rPr>
+              <w:t>» Data Extraction &amp; System Input</w:t>
+            </w:r>
+          </w:p>
+          <w:p>
+            <w:pPr>
+              <w:spacing w:after="20"/>
+            </w:pPr>
+            <w:r>
+              <w:rPr>
+                <w:color w:val="1A1A1A"/>
+                <w:sz w:val="14"/>
+              </w:rPr>
+              <w:t>» Production &amp; Accuracy Standards</w:t>
+            </w:r>
+          </w:p>
+          <w:p>
+            <w:pPr>
+              <w:spacing w:after="20"/>
+            </w:pPr>
+            <w:r>
+              <w:rPr>
+                <w:color w:val="1A1A1A"/>
+                <w:sz w:val="14"/>
+              </w:rPr>
+              <w:t>» Customer Inquiry Resolution</w:t>
+            </w:r>
+          </w:p>
+          <w:p>
+            <w:pPr>
+              <w:spacing w:after="20"/>
+            </w:pPr>
+            <w:r>
+              <w:rPr>
+                <w:color w:val="1A1A1A"/>
+                <w:sz w:val="14"/>
+              </w:rPr>
+              <w:t>» Non-Routine Issue Escalation</w:t>
+            </w:r>
+          </w:p>
+          <w:p>
+            <w:pPr>
+              <w:spacing w:after="20"/>
+            </w:pPr>
+            <w:r>
+              <w:rPr>
+                <w:color w:val="1A1A1A"/>
+                <w:sz w:val="14"/>
+              </w:rPr>
+              <w:t>» AI &amp; Automation Proficiency</w:t>
+            </w:r>
+          </w:p>
+          <w:p>
+            <w:pPr>
+              <w:spacing w:after="20"/>
+            </w:pPr>
+            <w:r>
+              <w:rPr>
+                <w:color w:val="1A1A1A"/>
+                <w:sz w:val="14"/>
+              </w:rPr>
+              <w:t>» Market Products &amp; Regulations</w:t>
+            </w:r>
+          </w:p>
+          <w:p>
+            <w:pPr>
+              <w:spacing w:after="20"/>
+            </w:pPr>
+            <w:r>
+              <w:rPr>
+                <w:color w:val="1A1A1A"/>
+                <w:sz w:val="14"/>
+              </w:rPr>
+              <w:t>» Compliance &amp; Regulatory Adherence</w:t>
+            </w:r>
+          </w:p>
+          <w:p>
+            <w:pPr>
+              <w:spacing w:before="160" w:after="80"/>
+            </w:pPr>
+            <w:r>
+              <w:rPr>
+                <w:b/>
+                <w:color w:val="1A1A1A"/>
+                <w:sz w:val="14"/>
+              </w:rPr>
+              <w:t>C R E D E N T I A L S</w:t>
+            </w:r>
+          </w:p>
+          <w:p>
+            <w:pPr>
+              <w:spacing w:after="20"/>
+            </w:pPr>
+            <w:r>
+              <w:rPr>
+                <w:b/>
+                <w:color w:val="1A1A1A"/>
+                <w:sz w:val="15"/>
+              </w:rPr>
+              <w:t>Licensed CPA</w:t>
+            </w:r>
+          </w:p>
+          <w:p>
+            <w:pPr>
+              <w:spacing w:after="20"/>
+            </w:pPr>
+            <w:r>
+              <w:rPr>
+                <w:color w:val="1A1A1A"/>
+                <w:sz w:val="15"/>
+              </w:rPr>
+              <w:t>Arkansas &amp; Louisiana</w:t>
+            </w:r>
+          </w:p>
+          <w:p>
+            <w:pPr>
+              <w:spacing w:after="20"/>
+            </w:pPr>
+            <w:r>
+              <w:rPr>
+                <w:b/>
+                <w:color w:val="1A1A1A"/>
+                <w:sz w:val="15"/>
+              </w:rPr>
+              <w:t>Arkansas Bar License</w:t>
+            </w:r>
+          </w:p>
+          <w:p>
+            <w:pPr>
+              <w:spacing w:before="160" w:after="80"/>
+            </w:pPr>
+            <w:r>
+              <w:rPr>
+                <w:b/>
+                <w:color w:val="1A1A1A"/>
+                <w:sz w:val="14"/>
+              </w:rPr>
+              <w:t>E D U C A T I O N</w:t>
+            </w:r>
+          </w:p>
+          <w:p>
+            <w:pPr>
+              <w:spacing w:after="20"/>
+            </w:pPr>
+            <w:r>
+              <w:rPr>
+                <w:b/>
+                <w:color w:val="1A1A1A"/>
+                <w:sz w:val="15"/>
+              </w:rPr>
+              <w:t>Juris Doctor (J.D.)</w:t>
+            </w:r>
+          </w:p>
+          <w:p>
+            <w:pPr>
+              <w:spacing w:after="20"/>
+            </w:pPr>
+            <w:r>
+              <w:rPr>
+                <w:color w:val="1A1A1A"/>
+                <w:sz w:val="15"/>
+              </w:rPr>
+              <w:t>University of Arkansas</w:t>
+            </w:r>
+          </w:p>
+          <w:p>
+            <w:pPr>
+              <w:spacing w:after="20"/>
+            </w:pPr>
+            <w:r>
+              <w:rPr>
+                <w:b/>
+                <w:color w:val="1A1A1A"/>
+                <w:sz w:val="15"/>
+              </w:rPr>
+              <w:t>Bachelor of Accountancy</w:t>
+            </w:r>
+          </w:p>
+          <w:p>
+            <w:pPr>
+              <w:spacing w:after="20"/>
+            </w:pPr>
+            <w:r>
+              <w:rPr>
+                <w:color w:val="1A1A1A"/>
+                <w:sz w:val="15"/>
+              </w:rPr>
+              <w:t>University of Mississippi</w:t>
+            </w:r>
+          </w:p>
+          <w:p>
+            <w:pPr>
+              <w:spacing w:before="160" w:after="80"/>
+            </w:pPr>
+            <w:r>
+              <w:rPr>
+                <w:b/>
+                <w:color w:val="1A1A1A"/>
+                <w:sz w:val="14"/>
+              </w:rPr>
+              <w:t>T O O L S</w:t>
+            </w:r>
+          </w:p>
+          <w:p>
+            <w:pPr>
+              <w:spacing w:after="20"/>
+            </w:pPr>
+            <w:r>
+              <w:rPr>
+                <w:color w:val="1A1A1A"/>
+                <w:sz w:val="14"/>
+              </w:rPr>
+              <w:t>» Advanced Excel &amp; Financial Modeling</w:t>
+            </w:r>
+          </w:p>
+          <w:p>
+            <w:pPr>
+              <w:spacing w:after="20"/>
+            </w:pPr>
+            <w:r>
+              <w:rPr>
+                <w:color w:val="1A1A1A"/>
+                <w:sz w:val="14"/>
+              </w:rPr>
+              <w:t>» QuickBooks Desktop &amp; Online</w:t>
+            </w:r>
+          </w:p>
+          <w:p>
+            <w:pPr>
+              <w:spacing w:after="20"/>
+            </w:pPr>
+            <w:r>
+              <w:rPr>
+                <w:color w:val="1A1A1A"/>
+                <w:sz w:val="14"/>
+              </w:rPr>
+              <w:t>» NCR POS Systems</w:t>
+            </w:r>
+          </w:p>
+          <w:p>
+            <w:pPr>
+              <w:spacing w:after="20"/>
+            </w:pPr>
+            <w:r>
+              <w:rPr>
+                <w:color w:val="1A1A1A"/>
+                <w:sz w:val="14"/>
+              </w:rPr>
+              <w:t>» Digital Inventory Tracking</w:t>
+            </w:r>
+          </w:p>
+          <w:p>
+            <w:pPr>
+              <w:spacing w:after="20"/>
+            </w:pPr>
+            <w:r>
+              <w:rPr>
+                <w:color w:val="1A1A1A"/>
+                <w:sz w:val="14"/>
+              </w:rPr>
+              <w:t>» Microsoft Office Suite</w:t>
+            </w:r>
+          </w:p>
+          <w:p>
+            <w:pPr>
+              <w:spacing w:after="20"/>
+            </w:pPr>
+            <w:r>
+              <w:rPr>
+                <w:color w:val="1A1A1A"/>
+                <w:sz w:val="14"/>
+              </w:rPr>
+              <w:t>» ADP Workforce Now</w:t>
+            </w:r>
+          </w:p>
+          <w:p>
+            <w:pPr>
+              <w:spacing w:before="160" w:after="80"/>
+            </w:pPr>
+            <w:r>
+              <w:rPr>
+                <w:b/>
+                <w:color w:val="1A1A1A"/>
+                <w:sz w:val="14"/>
+              </w:rPr>
+              <w:t>A D D I T I O N A L</w:t>
+            </w:r>
+          </w:p>
+          <w:p>
+            <w:pPr>
+              <w:spacing w:after="20"/>
+            </w:pPr>
+            <w:r>
+              <w:rPr>
+                <w:color w:val="1A1A1A"/>
+                <w:sz w:val="14"/>
+              </w:rPr>
+              <w:t>» GAAP, HUD &amp; LIHTC Compliance</w:t>
+            </w:r>
+          </w:p>
+          <w:p>
+            <w:pPr>
+              <w:spacing w:after="20"/>
+            </w:pPr>
+            <w:r>
+              <w:rPr>
+                <w:color w:val="1A1A1A"/>
+                <w:sz w:val="14"/>
+              </w:rPr>
+              <w:t>» Valid Driver’s License — Clean MVR</w:t>
+            </w:r>
+          </w:p>
+          <w:p>
+            <w:pPr>
+              <w:spacing w:after="20"/>
+            </w:pPr>
+            <w:r>
+              <w:rPr>
+                <w:color w:val="1A1A1A"/>
+                <w:sz w:val="14"/>
+              </w:rPr>
+              <w:t>» Available for Extended Hours</w:t>
+            </w:r>
+          </w:p>
+        </w:tc>
+        <w:tc>
+          <w:tcPr>
+            <w:tcW w:type="dxa" w:w="5688"/>
+          </w:tcPr>
+          <w:p>
+            <w:r/>
+          </w:p>
+          <w:p>
+            <w:pPr>
+              <w:spacing w:after="0"/>
+            </w:pPr>
+            <w:r>
+              <w:rPr>
+                <w:b/>
+                <w:color w:val="1A1A1A"/>
+                <w:sz w:val="44"/>
+              </w:rPr>
+              <w:t>CHASE KINSLOW</w:t>
+            </w:r>
+          </w:p>
+          <w:p>
+            <w:pPr>
+              <w:spacing w:after="80"/>
+            </w:pPr>
+            <w:r>
+              <w:rPr>
+                <w:color w:val="555555"/>
+                <w:sz w:val="16"/>
+              </w:rPr>
+              <w:t>Compliance &amp; Transaction Processing Professional</w:t>
+            </w:r>
+          </w:p>
+          <w:p>
+            <w:pPr>
+              <w:spacing w:before="160" w:after="40"/>
+              <w:pBdr>
+                <w:bottom w:val="single" w:sz="6" w:space="1" w:color="C2A24D"/>
+              </w:pBdr>
+            </w:pPr>
+            <w:r>
+              <w:rPr>
+                <w:b/>
+                <w:color w:val="1A1A1A"/>
+                <w:sz w:val="20"/>
+              </w:rPr>
+              <w:t>PROFESSIONAL SUMMARY</w:t>
+            </w:r>
+          </w:p>
+          <w:p>
+            <w:pPr>
+              <w:spacing w:after="80"/>
+            </w:pPr>
+            <w:r>
+              <w:rPr>
+                <w:sz w:val="16"/>
+              </w:rPr>
+              <w:t>CPA-licensed transaction processing and compliance professional with a Juris Doctor and Bachelor of Accountancy. Three years processing, clearing, and servicing document transactions involving moderately complex tasks — including regulatory submissions, financial reconciliations, and audit fieldwork where a single error disqualified an entire file. Maintains the highest standards of production and accuracy across high-volume transaction environments. Experienced handling customer inquiries, escalating non-routine issues to senior team members, and applying knowledge of industry regulations to ensure compliance in all transaction activities. Developing proficiency in AI and automation tools to optimize processes.</w:t>
+            </w:r>
+          </w:p>
+          <w:p>
+            <w:pPr>
+              <w:spacing w:before="160" w:after="40"/>
+              <w:pBdr>
+                <w:bottom w:val="single" w:sz="6" w:space="1" w:color="C2A24D"/>
+              </w:pBdr>
+            </w:pPr>
+            <w:r>
+              <w:rPr>
+                <w:b/>
+                <w:color w:val="1A1A1A"/>
+                <w:sz w:val="20"/>
+              </w:rPr>
+              <w:t>KEY ACHIEVEMENTS &amp; SKILLS</w:t>
+            </w:r>
+          </w:p>
+          <w:p>
+            <w:pPr>
+              <w:spacing w:before="80" w:after="40"/>
+              <w:shd w:val="clear" w:color="auto" w:fill="DADADA"/>
+            </w:pPr>
+            <w:r>
+              <w:rPr>
+                <w:b/>
+                <w:color w:val="1A1A1A"/>
+                <w:sz w:val="16"/>
+              </w:rPr>
+              <w:t>Document Transactions, Compliance &amp; Accuracy</w:t>
+            </w:r>
+          </w:p>
+          <w:p>
+            <w:pPr>
+              <w:spacing w:after="40"/>
+              <w:ind w:left="240"/>
+            </w:pPr>
+            <w:r>
+              <w:rPr>
+                <w:color w:val="1A1A1A"/>
+                <w:sz w:val="15"/>
+              </w:rPr>
+              <w:t>• Processed and cleared document transactions involving moderately complex regulatory submissions, adhering to established routines and procedures across LIHTC, HUD, and GAAP frameworks while maintaining zero-error production and accuracy standards</w:t>
+            </w:r>
+          </w:p>
+          <w:p>
+            <w:pPr>
+              <w:spacing w:after="40"/>
+              <w:ind w:left="240"/>
+            </w:pPr>
+            <w:r>
+              <w:rPr>
+                <w:color w:val="1A1A1A"/>
+                <w:sz w:val="15"/>
+              </w:rPr>
+              <w:t>• Built parallel reconciliation models to extract, input, and track comprehensive financial data sets — reconciling cumulative construction draws and recommending variance-correcting adjustments to ensure total data integrity across client portfolios</w:t>
+            </w:r>
+          </w:p>
+          <w:p>
+            <w:pPr>
+              <w:spacing w:after="40"/>
+              <w:ind w:left="240"/>
+            </w:pPr>
+            <w:r>
+              <w:rPr>
+                <w:color w:val="1A1A1A"/>
+                <w:sz w:val="15"/>
+              </w:rPr>
+              <w:t>• Maintained up-to-date knowledge of market products and industry regulations (DSCR, FMR tiers, set-aside requirements), applying this knowledge to ensure compliance in all transaction and submission activities</w:t>
+            </w:r>
+          </w:p>
+          <w:p>
+            <w:pPr>
+              <w:spacing w:before="80" w:after="40"/>
+              <w:shd w:val="clear" w:color="auto" w:fill="DADADA"/>
+            </w:pPr>
+            <w:r>
+              <w:rPr>
+                <w:b/>
+                <w:color w:val="1A1A1A"/>
+                <w:sz w:val="16"/>
+              </w:rPr>
+              <w:t>Transaction Processing &amp; Production Standards</w:t>
+            </w:r>
+          </w:p>
+          <w:p>
+            <w:pPr>
+              <w:spacing w:after="40"/>
+              <w:ind w:left="240"/>
+            </w:pPr>
+            <w:r>
+              <w:rPr>
+                <w:color w:val="1A1A1A"/>
+                <w:sz w:val="15"/>
+              </w:rPr>
+              <w:t>• Process and clear high-volume transactions daily, adhering to established routines and standard operating procedures while ensuring accuracy and timeliness across a fast-paced retail operation</w:t>
+            </w:r>
+          </w:p>
+          <w:p>
+            <w:pPr>
+              <w:spacing w:after="40"/>
+              <w:ind w:left="240"/>
+            </w:pPr>
+            <w:r>
+              <w:rPr>
+                <w:color w:val="1A1A1A"/>
+                <w:sz w:val="15"/>
+              </w:rPr>
+              <w:t>• Reduced cash-handling discrepancies by 15% through disciplined daily reconciliation of register transactions, applying the same servicing, researching, and settling discipline the role requires</w:t>
+            </w:r>
+          </w:p>
+          <w:p>
+            <w:pPr>
+              <w:spacing w:after="40"/>
+              <w:ind w:left="240"/>
+            </w:pPr>
+            <w:r>
+              <w:rPr>
+                <w:color w:val="1A1A1A"/>
+                <w:sz w:val="15"/>
+              </w:rPr>
+              <w:t>• Maintained inventory control systems by extracting data, inputting into digital tracking systems, and ensuring accurate record-keeping — reducing stockouts by 10% across all product categories</w:t>
+            </w:r>
+          </w:p>
+          <w:p>
+            <w:pPr>
+              <w:spacing w:before="80" w:after="40"/>
+              <w:shd w:val="clear" w:color="auto" w:fill="DADADA"/>
+            </w:pPr>
+            <w:r>
+              <w:rPr>
+                <w:b/>
+                <w:color w:val="1A1A1A"/>
+                <w:sz w:val="16"/>
+              </w:rPr>
+              <w:t>Customer Inquiries, Escalation &amp; Process Optimization</w:t>
+            </w:r>
+          </w:p>
+          <w:p>
+            <w:pPr>
+              <w:spacing w:after="40"/>
+              <w:ind w:left="240"/>
+            </w:pPr>
+            <w:r>
+              <w:rPr>
+                <w:color w:val="1A1A1A"/>
+                <w:sz w:val="15"/>
+              </w:rPr>
+              <w:t>• Handled customer inquiries and requests across departments, providing a positive customer experience at all touchpoints while resolving service issues and improving resolution time by 10%</w:t>
+            </w:r>
+          </w:p>
+          <w:p>
+            <w:pPr>
+              <w:spacing w:after="40"/>
+              <w:ind w:left="240"/>
+            </w:pPr>
+            <w:r>
+              <w:rPr>
+                <w:color w:val="1A1A1A"/>
+                <w:sz w:val="15"/>
+              </w:rPr>
+              <w:t>• Escalated non-routine issues to senior team members, applying common sense and experience of similar situations to identify potential solutions — reducing service disruptions by 20% through proactive reporting</w:t>
+            </w:r>
+          </w:p>
+          <w:p>
+            <w:pPr>
+              <w:spacing w:after="40"/>
+              <w:ind w:left="240"/>
+            </w:pPr>
+            <w:r>
+              <w:rPr>
+                <w:color w:val="1A1A1A"/>
+                <w:sz w:val="15"/>
+              </w:rPr>
+              <w:t>• Contributed to process optimization by developing automated Excel tracking models and digital inventory systems that streamlined daily operations and reduced manual data entry errors</w:t>
+            </w:r>
+          </w:p>
+          <w:p>
+            <w:pPr>
+              <w:spacing w:before="160" w:after="40"/>
+              <w:pBdr>
+                <w:bottom w:val="single" w:sz="6" w:space="1" w:color="C2A24D"/>
+              </w:pBdr>
+            </w:pPr>
+            <w:r>
+              <w:rPr>
+                <w:b/>
+                <w:color w:val="1A1A1A"/>
+                <w:sz w:val="20"/>
+              </w:rPr>
+              <w:t>EMPLOYMENT HISTORY</w:t>
+            </w:r>
+          </w:p>
+          <w:p>
+            <w:pPr>
+              <w:spacing w:after="40"/>
+            </w:pPr>
+            <w:r>
+              <w:rPr>
+                <w:b/>
+                <w:color w:val="1A1A1A"/>
+                <w:sz w:val="16"/>
+              </w:rPr>
+              <w:t>Operations &amp; Logistics</w:t>
+            </w:r>
+            <w:r>
+              <w:rPr>
+                <w:i/>
+                <w:color w:val="555555"/>
+                <w:sz w:val="16"/>
+              </w:rPr>
+              <w:t xml:space="preserve"> | Bayou DeSiard Country Club</w:t>
+            </w:r>
+            <w:r>
+              <w:rPr>
+                <w:color w:val="555555"/>
+                <w:sz w:val="16"/>
+              </w:rPr>
+              <w:t xml:space="preserve">    2025</w:t>
+            </w:r>
+          </w:p>
+          <w:p>
+            <w:pPr>
+              <w:spacing w:after="40"/>
+            </w:pPr>
+            <w:r>
+              <w:rPr>
+                <w:b/>
+                <w:color w:val="1A1A1A"/>
+                <w:sz w:val="16"/>
+              </w:rPr>
+              <w:t>Accountant</w:t>
+            </w:r>
+            <w:r>
+              <w:rPr>
+                <w:i/>
+                <w:color w:val="555555"/>
+                <w:sz w:val="16"/>
+              </w:rPr>
+              <w:t xml:space="preserve"> | Little and Associates, LLC</w:t>
+            </w:r>
+            <w:r>
+              <w:rPr>
+                <w:color w:val="555555"/>
+                <w:sz w:val="16"/>
+              </w:rPr>
+              <w:t xml:space="preserve">    2020 – 2023</w:t>
+            </w:r>
+          </w:p>
+          <w:p>
+            <w:pPr>
+              <w:spacing w:after="40"/>
+            </w:pPr>
+            <w:r>
+              <w:rPr>
+                <w:b/>
+                <w:color w:val="1A1A1A"/>
+                <w:sz w:val="16"/>
+              </w:rPr>
+              <w:t>Sales Associate</w:t>
+            </w:r>
+            <w:r>
+              <w:rPr>
+                <w:i/>
+                <w:color w:val="555555"/>
+                <w:sz w:val="16"/>
+              </w:rPr>
+              <w:t xml:space="preserve"> | Office Depot</w:t>
+            </w:r>
+            <w:r>
+              <w:rPr>
+                <w:color w:val="555555"/>
+                <w:sz w:val="16"/>
+              </w:rPr>
+              <w:t xml:space="preserve">    2020 – Present</w:t>
+            </w:r>
+          </w:p>
+        </w:tc>
+      </w:tr>
+    </w:tbl>
     <w:sectPr>
       <w:pgSz w:w="12240" w:h="15840"/>
-      <w:pgMar w:top="720" w:right="864" w:bottom="720" w:left="864" w:header="720" w:footer="720" w:gutter="0"/>
+      <w:pgMar w:top="432" w:right="432" w:bottom="432" w:left="432" w:header="720" w:footer="720" w:gutter="0"/>
       <w:cols w:space="720"/>
       <w:docGrid w:linePitch="360"/>
     </w:sectPr>
@@ -806,7 +1160,7 @@
     <w:rsid w:val="00FC693F"/>
     <w:rPr>
       <w:rFonts w:ascii="Calibri" w:hAnsi="Calibri"/>
-      <w:sz w:val="20"/>
+      <w:sz w:val="18"/>
     </w:rPr>
   </w:style>
   <w:style w:type="paragraph" w:styleId="Header">
